--- a/templates/report.docx
+++ b/templates/report.docx
@@ -155,243 +155,24 @@
           <w:rFonts w:cs="Arial"/>
         </w:rPr>
       </w:pPr>
-      <w:proofErr w:type="spellStart"/>
-      <w:r>
-        <w:rPr>
-          <w:rFonts w:cs="Arial"/>
-        </w:rPr>
-        <w:t>This</w:t>
-      </w:r>
-      <w:proofErr w:type="spellEnd"/>
-      <w:r>
-        <w:rPr>
-          <w:rFonts w:cs="Arial"/>
-        </w:rPr>
-        <w:t xml:space="preserve"> part </w:t>
-      </w:r>
-      <w:proofErr w:type="spellStart"/>
-      <w:r>
-        <w:rPr>
-          <w:rFonts w:cs="Arial"/>
-        </w:rPr>
-        <w:t>uses</w:t>
-      </w:r>
-      <w:proofErr w:type="spellEnd"/>
-      <w:r>
-        <w:rPr>
-          <w:rFonts w:cs="Arial"/>
-        </w:rPr>
-        <w:t xml:space="preserve"> </w:t>
-      </w:r>
-      <w:proofErr w:type="spellStart"/>
-      <w:r>
-        <w:rPr>
-          <w:rFonts w:cs="Arial"/>
-        </w:rPr>
-        <w:t>calc_unc</w:t>
-      </w:r>
-      <w:proofErr w:type="spellEnd"/>
-      <w:r>
-        <w:rPr>
-          <w:rFonts w:cs="Arial"/>
-        </w:rPr>
-        <w:t xml:space="preserve"> </w:t>
-      </w:r>
-      <w:proofErr w:type="spellStart"/>
-      <w:r>
-        <w:rPr>
-          <w:rFonts w:cs="Arial"/>
-        </w:rPr>
-        <w:t>function</w:t>
-      </w:r>
-      <w:proofErr w:type="spellEnd"/>
-      <w:r>
-        <w:rPr>
-          <w:rFonts w:cs="Arial"/>
-        </w:rPr>
-        <w:t xml:space="preserve">, </w:t>
-      </w:r>
-      <w:proofErr w:type="spellStart"/>
-      <w:r>
-        <w:rPr>
-          <w:rFonts w:cs="Arial"/>
-        </w:rPr>
-        <w:t>where</w:t>
-      </w:r>
-      <w:proofErr w:type="spellEnd"/>
-      <w:r>
-        <w:rPr>
-          <w:rFonts w:cs="Arial"/>
-        </w:rPr>
-        <w:t xml:space="preserve"> i </w:t>
-      </w:r>
-      <w:proofErr w:type="spellStart"/>
-      <w:r>
-        <w:rPr>
-          <w:rFonts w:cs="Arial"/>
-        </w:rPr>
-        <w:t>keep</w:t>
-      </w:r>
-      <w:proofErr w:type="spellEnd"/>
-      <w:r>
-        <w:rPr>
-          <w:rFonts w:cs="Arial"/>
-        </w:rPr>
-        <w:t xml:space="preserve"> car </w:t>
-      </w:r>
-      <w:proofErr w:type="spellStart"/>
-      <w:r>
-        <w:rPr>
-          <w:rFonts w:cs="Arial"/>
-        </w:rPr>
-        <w:t>stationary</w:t>
-      </w:r>
-      <w:proofErr w:type="spellEnd"/>
-      <w:r>
-        <w:rPr>
-          <w:rFonts w:cs="Arial"/>
-        </w:rPr>
-        <w:t xml:space="preserve"> via </w:t>
-      </w:r>
-      <w:proofErr w:type="spellStart"/>
-      <w:r>
-        <w:rPr>
-          <w:rFonts w:cs="Arial"/>
-        </w:rPr>
-        <w:t>counter</w:t>
-      </w:r>
-      <w:proofErr w:type="spellEnd"/>
-      <w:r>
-        <w:rPr>
-          <w:rFonts w:cs="Arial"/>
-        </w:rPr>
-        <w:t xml:space="preserve"> </w:t>
-      </w:r>
-      <w:proofErr w:type="spellStart"/>
-      <w:r>
-        <w:rPr>
-          <w:rFonts w:cs="Arial"/>
-        </w:rPr>
-        <w:t>for</w:t>
-      </w:r>
-      <w:proofErr w:type="spellEnd"/>
-      <w:r>
-        <w:rPr>
-          <w:rFonts w:cs="Arial"/>
-        </w:rPr>
-        <w:t xml:space="preserve"> 200 </w:t>
-      </w:r>
-      <w:proofErr w:type="spellStart"/>
-      <w:r>
-        <w:rPr>
-          <w:rFonts w:cs="Arial"/>
-        </w:rPr>
-        <w:t>tics</w:t>
-      </w:r>
-      <w:proofErr w:type="spellEnd"/>
-      <w:r>
-        <w:rPr>
-          <w:rFonts w:cs="Arial"/>
-        </w:rPr>
-        <w:t xml:space="preserve">. </w:t>
-      </w:r>
-      <w:proofErr w:type="spellStart"/>
-      <w:r>
-        <w:rPr>
-          <w:rFonts w:cs="Arial"/>
-        </w:rPr>
-        <w:t>This</w:t>
-      </w:r>
-      <w:proofErr w:type="spellEnd"/>
-      <w:r>
-        <w:rPr>
-          <w:rFonts w:cs="Arial"/>
-        </w:rPr>
-        <w:t xml:space="preserve"> </w:t>
-      </w:r>
-      <w:proofErr w:type="spellStart"/>
-      <w:r>
-        <w:rPr>
-          <w:rFonts w:cs="Arial"/>
-        </w:rPr>
-        <w:t>way</w:t>
-      </w:r>
-      <w:proofErr w:type="spellEnd"/>
-      <w:r>
-        <w:rPr>
-          <w:rFonts w:cs="Arial"/>
-        </w:rPr>
-        <w:t xml:space="preserve"> i </w:t>
-      </w:r>
-      <w:proofErr w:type="spellStart"/>
-      <w:r>
-        <w:rPr>
-          <w:rFonts w:cs="Arial"/>
-        </w:rPr>
-        <w:t>can</w:t>
-      </w:r>
-      <w:proofErr w:type="spellEnd"/>
-      <w:r>
-        <w:rPr>
-          <w:rFonts w:cs="Arial"/>
-        </w:rPr>
-        <w:t xml:space="preserve"> </w:t>
-      </w:r>
-      <w:proofErr w:type="spellStart"/>
-      <w:r>
-        <w:rPr>
-          <w:rFonts w:cs="Arial"/>
-        </w:rPr>
-        <w:t>gather</w:t>
-      </w:r>
-      <w:proofErr w:type="spellEnd"/>
-      <w:r>
-        <w:rPr>
-          <w:rFonts w:cs="Arial"/>
-        </w:rPr>
-        <w:t xml:space="preserve"> data </w:t>
-      </w:r>
-      <w:proofErr w:type="spellStart"/>
-      <w:r>
-        <w:rPr>
-          <w:rFonts w:cs="Arial"/>
-        </w:rPr>
-        <w:t>for</w:t>
-      </w:r>
-      <w:proofErr w:type="spellEnd"/>
-      <w:r>
-        <w:rPr>
-          <w:rFonts w:cs="Arial"/>
-        </w:rPr>
-        <w:t xml:space="preserve"> </w:t>
-      </w:r>
-      <w:proofErr w:type="spellStart"/>
-      <w:r>
-        <w:rPr>
-          <w:rFonts w:cs="Arial"/>
-        </w:rPr>
-        <w:t>kalman</w:t>
-      </w:r>
-      <w:proofErr w:type="spellEnd"/>
-      <w:r>
-        <w:rPr>
-          <w:rFonts w:cs="Arial"/>
-        </w:rPr>
-        <w:t xml:space="preserve"> </w:t>
-      </w:r>
-      <w:proofErr w:type="spellStart"/>
-      <w:r>
-        <w:rPr>
-          <w:rFonts w:cs="Arial"/>
-        </w:rPr>
-        <w:t>init</w:t>
-      </w:r>
-      <w:proofErr w:type="spellEnd"/>
-      <w:r>
-        <w:rPr>
-          <w:rFonts w:cs="Arial"/>
-        </w:rPr>
-        <w:t xml:space="preserve">. </w:t>
+      <w:r>
+        <w:rPr>
+          <w:rFonts w:cs="Arial"/>
+        </w:rPr>
+        <w:t>This week we are buildin A* algorithm for path searching and modelling.</w:t>
+      </w:r>
+    </w:p>
+    <w:p>
+      <w:pPr>
+        <w:rPr>
+          <w:rFonts w:cs="Arial"/>
+        </w:rPr>
+      </w:pPr>
+      <w:r>
+        <w:rPr>
+          <w:rFonts w:cs="Arial"/>
+        </w:rPr>
+        <w:t>This algorithm maintains an open list of candidate nodes sorted by cost func:</w:t>
       </w:r>
       <w:r>
         <w:rPr>
@@ -404,6 +185,58 @@
           <w:rFonts w:cs="Arial"/>
         </w:rPr>
         <w:br/>
+        <w:t>f(n) = g(n) + h(n)</w:t>
+      </w:r>
+    </w:p>
+    <w:p>
+      <w:pPr>
+        <w:rPr>
+          <w:rFonts w:cs="Arial"/>
+        </w:rPr>
+      </w:pPr>
+    </w:p>
+    <w:p>
+      <w:pPr>
+        <w:rPr>
+          <w:rFonts w:cs="Arial"/>
+        </w:rPr>
+      </w:pPr>
+      <w:r>
+        <w:rPr>
+          <w:rFonts w:cs="Arial"/>
+        </w:rPr>
+        <w:t xml:space="preserve">Where g(n) is the cost from start node n and h(n) is heuristic estimate of remaning cost to the end goal. </w:t>
+      </w:r>
+      <w:r>
+        <w:rPr>
+          <w:rFonts w:cs="Arial"/>
+        </w:rPr>
+        <w:br/>
+      </w:r>
+      <w:r>
+        <w:rPr>
+          <w:rFonts w:cs="Arial"/>
+        </w:rPr>
+        <w:br/>
+      </w:r>
+      <w:r>
+        <w:rPr>
+          <w:rFonts w:cs="Arial"/>
+        </w:rPr>
+        <w:t>The grid representation is discretised into Binary grid using simulators discrete_map utility.</w:t>
+      </w:r>
+      <w:r>
+        <w:rPr>
+          <w:rFonts w:cs="Arial"/>
+        </w:rPr>
+        <w:br/>
+        <w:t xml:space="preserve">With discretisation step of 0.2m using functions w2g and g2w we obtain map where we check occupacy of each segment. </w:t>
+      </w:r>
+      <w:r>
+        <w:rPr>
+          <w:rFonts w:cs="Arial"/>
+        </w:rPr>
+        <w:br/>
       </w:r>
     </w:p>
     <w:p>
@@ -429,452 +262,743 @@
     <w:p>
       <w:pPr>
         <w:rPr>
+          <w:rFonts w:cs="Arial"/>
+        </w:rPr>
+      </w:pPr>
+      <w:r>
+        <w:rPr>
+          <w:rFonts w:cs="Arial"/>
+        </w:rPr>
+        <w:br/>
+      </w:r>
+      <w:r>
+        <w:rPr>
+          <w:rFonts w:cs="Arial"/>
+        </w:rPr>
+        <w:t>Rather than checking clearance during path traversal, the occupancy grid is pre-inflated before the A* search begins. Every occupied cell is expanded outward by a disk of radius:</w:t>
+      </w:r>
+      <w:r>
+        <w:rPr>
+          <w:rFonts w:cs="Arial"/>
+        </w:rPr>
+        <w:br/>
+      </w:r>
+    </w:p>
+    <w:p>
+      <w:pPr>
+        <w:rPr>
+          <w:rFonts w:cs="Arial"/>
+        </w:rPr>
+      </w:pPr>
+      <w:r>
+        <w:rPr>
+          <w:rFonts w:cs="Arial"/>
+        </w:rPr>
+        <w:t xml:space="preserve">    clearance_cells = ceil(0.25 / step) = ceil(1.25) = 2 cells</w:t>
+      </w:r>
+    </w:p>
+    <w:p>
+      <w:pPr>
+        <w:rPr>
+          <w:rFonts w:cs="Arial"/>
+        </w:rPr>
+      </w:pPr>
+    </w:p>
+    <w:p>
+      <w:pPr>
+        <w:rPr>
+          <w:rFonts w:cs="Arial"/>
+        </w:rPr>
+      </w:pPr>
+      <w:r>
+        <w:rPr>
+          <w:rFonts w:cs="Arial"/>
+        </w:rPr>
+        <w:t xml:space="preserve">By pre inflation satisfy the clereance constrain without preprocessing. </w:t>
+      </w:r>
+    </w:p>
+    <w:p>
+      <w:pPr>
+        <w:pStyle w:val="Nadpis2"/>
+        <w:rPr>
           <w:lang w:val="en-US"/>
         </w:rPr>
       </w:pPr>
-      <w:proofErr w:type="spellStart"/>
+      <w:r>
+        <w:rPr>
+          <w:rFonts w:cs="Arial"/>
+        </w:rPr>
+        <w:br/>
+      </w:r>
       <w:r>
         <w:rPr>
           <w:lang w:val="en-US"/>
         </w:rPr>
-        <w:t>Efk_predict</w:t>
-      </w:r>
-      <w:proofErr w:type="spellEnd"/>
+        <w:t>Task</w:t>
+      </w:r>
       <w:r>
         <w:rPr>
           <w:lang w:val="en-US"/>
         </w:rPr>
-        <w:t xml:space="preserve"> – takes motion vector and via nonlinear kinematics of the vehicle g(</w:t>
-      </w:r>
-      <w:proofErr w:type="spellStart"/>
-      <w:r>
-        <w:rPr>
-          <w:lang w:val="en-US"/>
-        </w:rPr>
-        <w:t>u,x</w:t>
-      </w:r>
-      <w:proofErr w:type="spellEnd"/>
-      <w:r>
-        <w:rPr>
-          <w:lang w:val="en-US"/>
-        </w:rPr>
-        <w:t xml:space="preserve">) it calculates estimate of </w:t>
-      </w:r>
-      <w:proofErr w:type="spellStart"/>
-      <w:r>
-        <w:rPr>
-          <w:lang w:val="en-US"/>
-        </w:rPr>
-        <w:t>postitiom</w:t>
-      </w:r>
-      <w:proofErr w:type="spellEnd"/>
-      <w:r>
-        <w:rPr>
-          <w:lang w:val="en-US"/>
-        </w:rPr>
-        <w:t xml:space="preserve"> (INCLUDING the theta) </w:t>
-      </w:r>
-      <w:r>
-        <w:rPr>
-          <w:lang w:val="en-US"/>
+        <w:t xml:space="preserve"> 3</w:t>
+      </w:r>
+    </w:p>
+    <w:p>
+      <w:pPr>
+        <w:spacing w:before="80" w:after="120"/>
+      </w:pPr>
+      <w:r>
+        <w:rPr>
+          <w:rFonts w:ascii="Arial" w:eastAsia="Arial" w:hAnsi="Arial" w:cs="Arial"/>
+          <w:sz w:val="22"/>
+          <w:szCs w:val="22"/>
+        </w:rPr>
+        <w:t>The raw A* path is constrained to grid cell centres and therefore consists of staircase-shaped segments at 0°, 45°, or 90° angles. Pure Pursuit can follow such a path, but the abrupt direction changes cause the robot to slow and jerk. Smoothing produces a curve with gradual curvature, improving tracking quality and speed.</w:t>
+      </w:r>
+    </w:p>
+    <w:p>
+      <w:pPr>
+        <w:rPr>
+          <w:rFonts w:cs="Arial"/>
+        </w:rPr>
+      </w:pPr>
+    </w:p>
+    <w:p>
+      <w:pPr>
+        <w:spacing w:before="80" w:after="120"/>
+      </w:pPr>
+      <w:r>
+        <w:rPr>
+          <w:rFonts w:ascii="Arial" w:eastAsia="Arial" w:hAnsi="Arial" w:cs="Arial"/>
+          <w:sz w:val="22"/>
+          <w:szCs w:val="22"/>
+        </w:rPr>
+        <w:t>The smoothing algorithm from the lecture is applied iteratively. For every interior waypoint i (endpoints are fixed), the update rule is:</w:t>
+      </w:r>
+    </w:p>
+    <w:p>
+      <w:pPr>
+        <w:spacing w:before="80" w:after="80"/>
+      </w:pPr>
+    </w:p>
+    <w:p>
+      <w:pPr>
+        <w:spacing w:before="80" w:after="120"/>
+      </w:pPr>
+      <w:r>
+        <w:rPr>
+          <w:rFonts w:ascii="Courier New" w:eastAsia="Courier New" w:hAnsi="Courier New" w:cs="Courier New"/>
+          <w:color w:val="1F3864"/>
+          <w:sz w:val="20"/>
+          <w:szCs w:val="20"/>
+        </w:rPr>
+        <w:t xml:space="preserve">    p_i += α × (p_orig_i − p_i)  +  β × (p_{i−1} + p_{i+1} − 2 p_i)</w:t>
+      </w:r>
+    </w:p>
+    <w:p>
+      <w:pPr>
+        <w:rPr>
+          <w:rFonts w:cs="Arial"/>
+        </w:rPr>
+      </w:pPr>
+    </w:p>
+    <w:p>
+      <w:pPr>
+        <w:spacing w:before="80" w:after="120"/>
+      </w:pPr>
+      <w:r>
+        <w:rPr>
+          <w:rFonts w:ascii="Arial" w:eastAsia="Arial" w:hAnsi="Arial" w:cs="Arial"/>
+          <w:sz w:val="22"/>
+          <w:szCs w:val="22"/>
+        </w:rPr>
+        <w:t>The first term is the data term: it pulls each waypoint back toward its original A* position, preventing the path from drifting into walls. The second term is the smoothness term: it pulls each waypoint toward the midpoint of its two neighbours, reducing sharp corners. The loop runs until the total displacement per iteration falls below a convergence tolerance.</w:t>
+      </w:r>
+    </w:p>
+    <w:p>
+      <w:pPr>
+        <w:spacing w:before="80" w:after="120"/>
+      </w:pPr>
+      <w:r>
+        <w:rPr>
+          <w:rFonts w:ascii="Arial" w:eastAsia="Arial" w:hAnsi="Arial" w:cs="Arial"/>
+          <w:sz w:val="22"/>
+          <w:szCs w:val="22"/>
+        </w:rPr>
+        <w:lastRenderedPageBreak/>
+        <w:t>Each candidate updated position is checked against the same inflated occupancy grid used during planning. If a proposed move would enter an obstacle or its clearance buffer, the update for that waypoint is skipped in that iteration. This ensures that the 0.25 m clearance guarantee from Task 2 is preserved after smoothing.</w:t>
+      </w:r>
+    </w:p>
+    <w:p>
+      <w:pPr>
+        <w:spacing w:before="80" w:after="80"/>
+      </w:pPr>
+    </w:p>
+    <w:tbl>
+      <w:tblPr>
+        <w:tblW w:w="9360" w:type="dxa"/>
+        <w:tblBorders>
+          <w:top w:val="single" w:sz="4" w:space="0" w:color="auto"/>
+          <w:left w:val="single" w:sz="4" w:space="0" w:color="auto"/>
+          <w:bottom w:val="single" w:sz="4" w:space="0" w:color="auto"/>
+          <w:right w:val="single" w:sz="4" w:space="0" w:color="auto"/>
+          <w:insideH w:val="single" w:sz="4" w:space="0" w:color="auto"/>
+          <w:insideV w:val="single" w:sz="4" w:space="0" w:color="auto"/>
+        </w:tblBorders>
+        <w:tblCellMar>
+          <w:left w:w="10" w:type="dxa"/>
+          <w:right w:w="10" w:type="dxa"/>
+        </w:tblCellMar>
+        <w:tblLook w:val="0000" w:firstRow="0" w:lastRow="0" w:firstColumn="0" w:lastColumn="0" w:noHBand="0" w:noVBand="0"/>
+      </w:tblPr>
+      <w:tblGrid>
+        <w:gridCol w:w="2200"/>
+        <w:gridCol w:w="1600"/>
+        <w:gridCol w:w="5560"/>
+      </w:tblGrid>
+      <w:tr>
+        <w:tblPrEx>
+          <w:tblCellMar>
+            <w:top w:w="0" w:type="dxa"/>
+            <w:bottom w:w="0" w:type="dxa"/>
+          </w:tblCellMar>
+        </w:tblPrEx>
+        <w:trPr>
+          <w:tblHeader/>
+        </w:trPr>
+        <w:tc>
+          <w:tcPr>
+            <w:tcW w:w="2200" w:type="dxa"/>
+            <w:tcBorders>
+              <w:top w:val="single" w:sz="1" w:space="0" w:color="CCCCCC"/>
+              <w:left w:val="single" w:sz="1" w:space="0" w:color="CCCCCC"/>
+              <w:bottom w:val="single" w:sz="1" w:space="0" w:color="CCCCCC"/>
+              <w:right w:val="single" w:sz="1" w:space="0" w:color="CCCCCC"/>
+            </w:tcBorders>
+            <w:shd w:val="clear" w:color="auto" w:fill="2E75B6"/>
+            <w:tcMar>
+              <w:top w:w="80" w:type="dxa"/>
+              <w:left w:w="120" w:type="dxa"/>
+              <w:bottom w:w="80" w:type="dxa"/>
+              <w:right w:w="120" w:type="dxa"/>
+            </w:tcMar>
+          </w:tcPr>
+          <w:p>
+            <w:r>
+              <w:rPr>
+                <w:rFonts w:ascii="Arial" w:eastAsia="Arial" w:hAnsi="Arial" w:cs="Arial"/>
+                <w:b/>
+                <w:bCs/>
+                <w:color w:val="FFFFFF"/>
+                <w:sz w:val="20"/>
+                <w:szCs w:val="20"/>
+              </w:rPr>
+              <w:t>Parameter</w:t>
+            </w:r>
+          </w:p>
+        </w:tc>
+        <w:tc>
+          <w:tcPr>
+            <w:tcW w:w="1600" w:type="dxa"/>
+            <w:tcBorders>
+              <w:top w:val="single" w:sz="1" w:space="0" w:color="CCCCCC"/>
+              <w:left w:val="single" w:sz="1" w:space="0" w:color="CCCCCC"/>
+              <w:bottom w:val="single" w:sz="1" w:space="0" w:color="CCCCCC"/>
+              <w:right w:val="single" w:sz="1" w:space="0" w:color="CCCCCC"/>
+            </w:tcBorders>
+            <w:shd w:val="clear" w:color="auto" w:fill="2E75B6"/>
+            <w:tcMar>
+              <w:top w:w="80" w:type="dxa"/>
+              <w:left w:w="120" w:type="dxa"/>
+              <w:bottom w:w="80" w:type="dxa"/>
+              <w:right w:w="120" w:type="dxa"/>
+            </w:tcMar>
+          </w:tcPr>
+          <w:p>
+            <w:r>
+              <w:rPr>
+                <w:rFonts w:ascii="Arial" w:eastAsia="Arial" w:hAnsi="Arial" w:cs="Arial"/>
+                <w:b/>
+                <w:bCs/>
+                <w:color w:val="FFFFFF"/>
+                <w:sz w:val="20"/>
+                <w:szCs w:val="20"/>
+              </w:rPr>
+              <w:t>Value</w:t>
+            </w:r>
+          </w:p>
+        </w:tc>
+        <w:tc>
+          <w:tcPr>
+            <w:tcW w:w="5560" w:type="dxa"/>
+            <w:tcBorders>
+              <w:top w:val="single" w:sz="1" w:space="0" w:color="CCCCCC"/>
+              <w:left w:val="single" w:sz="1" w:space="0" w:color="CCCCCC"/>
+              <w:bottom w:val="single" w:sz="1" w:space="0" w:color="CCCCCC"/>
+              <w:right w:val="single" w:sz="1" w:space="0" w:color="CCCCCC"/>
+            </w:tcBorders>
+            <w:shd w:val="clear" w:color="auto" w:fill="2E75B6"/>
+            <w:tcMar>
+              <w:top w:w="80" w:type="dxa"/>
+              <w:left w:w="120" w:type="dxa"/>
+              <w:bottom w:w="80" w:type="dxa"/>
+              <w:right w:w="120" w:type="dxa"/>
+            </w:tcMar>
+          </w:tcPr>
+          <w:p>
+            <w:r>
+              <w:rPr>
+                <w:rFonts w:ascii="Arial" w:eastAsia="Arial" w:hAnsi="Arial" w:cs="Arial"/>
+                <w:b/>
+                <w:bCs/>
+                <w:color w:val="FFFFFF"/>
+                <w:sz w:val="20"/>
+                <w:szCs w:val="20"/>
+              </w:rPr>
+              <w:t>Effect</w:t>
+            </w:r>
+          </w:p>
+        </w:tc>
+      </w:tr>
+      <w:tr>
+        <w:tblPrEx>
+          <w:tblCellMar>
+            <w:top w:w="0" w:type="dxa"/>
+            <w:bottom w:w="0" w:type="dxa"/>
+          </w:tblCellMar>
+        </w:tblPrEx>
+        <w:tc>
+          <w:tcPr>
+            <w:tcW w:w="2200" w:type="dxa"/>
+            <w:tcBorders>
+              <w:top w:val="single" w:sz="1" w:space="0" w:color="CCCCCC"/>
+              <w:left w:val="single" w:sz="1" w:space="0" w:color="CCCCCC"/>
+              <w:bottom w:val="single" w:sz="1" w:space="0" w:color="CCCCCC"/>
+              <w:right w:val="single" w:sz="1" w:space="0" w:color="CCCCCC"/>
+            </w:tcBorders>
+            <w:shd w:val="clear" w:color="auto" w:fill="FFFFFF"/>
+            <w:tcMar>
+              <w:top w:w="80" w:type="dxa"/>
+              <w:left w:w="120" w:type="dxa"/>
+              <w:bottom w:w="80" w:type="dxa"/>
+              <w:right w:w="120" w:type="dxa"/>
+            </w:tcMar>
+          </w:tcPr>
+          <w:p>
+            <w:r>
+              <w:rPr>
+                <w:rFonts w:ascii="Courier New" w:eastAsia="Courier New" w:hAnsi="Courier New" w:cs="Courier New"/>
+                <w:color w:val="1F3864"/>
+                <w:sz w:val="18"/>
+                <w:szCs w:val="18"/>
+              </w:rPr>
+              <w:t>α  (alpha)</w:t>
+            </w:r>
+          </w:p>
+        </w:tc>
+        <w:tc>
+          <w:tcPr>
+            <w:tcW w:w="1600" w:type="dxa"/>
+            <w:tcBorders>
+              <w:top w:val="single" w:sz="1" w:space="0" w:color="CCCCCC"/>
+              <w:left w:val="single" w:sz="1" w:space="0" w:color="CCCCCC"/>
+              <w:bottom w:val="single" w:sz="1" w:space="0" w:color="CCCCCC"/>
+              <w:right w:val="single" w:sz="1" w:space="0" w:color="CCCCCC"/>
+            </w:tcBorders>
+            <w:shd w:val="clear" w:color="auto" w:fill="FFFFFF"/>
+            <w:tcMar>
+              <w:top w:w="80" w:type="dxa"/>
+              <w:left w:w="120" w:type="dxa"/>
+              <w:bottom w:w="80" w:type="dxa"/>
+              <w:right w:w="120" w:type="dxa"/>
+            </w:tcMar>
+          </w:tcPr>
+          <w:p>
+            <w:r>
+              <w:rPr>
+                <w:rFonts w:ascii="Arial" w:eastAsia="Arial" w:hAnsi="Arial" w:cs="Arial"/>
+                <w:sz w:val="20"/>
+                <w:szCs w:val="20"/>
+              </w:rPr>
+              <w:t>0.15</w:t>
+            </w:r>
+          </w:p>
+        </w:tc>
+        <w:tc>
+          <w:tcPr>
+            <w:tcW w:w="5560" w:type="dxa"/>
+            <w:tcBorders>
+              <w:top w:val="single" w:sz="1" w:space="0" w:color="CCCCCC"/>
+              <w:left w:val="single" w:sz="1" w:space="0" w:color="CCCCCC"/>
+              <w:bottom w:val="single" w:sz="1" w:space="0" w:color="CCCCCC"/>
+              <w:right w:val="single" w:sz="1" w:space="0" w:color="CCCCCC"/>
+            </w:tcBorders>
+            <w:shd w:val="clear" w:color="auto" w:fill="FFFFFF"/>
+            <w:tcMar>
+              <w:top w:w="80" w:type="dxa"/>
+              <w:left w:w="120" w:type="dxa"/>
+              <w:bottom w:w="80" w:type="dxa"/>
+              <w:right w:w="120" w:type="dxa"/>
+            </w:tcMar>
+          </w:tcPr>
+          <w:p>
+            <w:r>
+              <w:rPr>
+                <w:rFonts w:ascii="Arial" w:eastAsia="Arial" w:hAnsi="Arial" w:cs="Arial"/>
+                <w:sz w:val="20"/>
+                <w:szCs w:val="20"/>
+              </w:rPr>
+              <w:t>Data fidelity. Pulls each point back toward the original A* waypoint. Larger α keeps the path close to the grid output — less smooth but safer near obstacles.</w:t>
+            </w:r>
+          </w:p>
+        </w:tc>
+      </w:tr>
+      <w:tr>
+        <w:tblPrEx>
+          <w:tblCellMar>
+            <w:top w:w="0" w:type="dxa"/>
+            <w:bottom w:w="0" w:type="dxa"/>
+          </w:tblCellMar>
+        </w:tblPrEx>
+        <w:tc>
+          <w:tcPr>
+            <w:tcW w:w="2200" w:type="dxa"/>
+            <w:tcBorders>
+              <w:top w:val="single" w:sz="1" w:space="0" w:color="CCCCCC"/>
+              <w:left w:val="single" w:sz="1" w:space="0" w:color="CCCCCC"/>
+              <w:bottom w:val="single" w:sz="1" w:space="0" w:color="CCCCCC"/>
+              <w:right w:val="single" w:sz="1" w:space="0" w:color="CCCCCC"/>
+            </w:tcBorders>
+            <w:shd w:val="clear" w:color="auto" w:fill="F2F2F2"/>
+            <w:tcMar>
+              <w:top w:w="80" w:type="dxa"/>
+              <w:left w:w="120" w:type="dxa"/>
+              <w:bottom w:w="80" w:type="dxa"/>
+              <w:right w:w="120" w:type="dxa"/>
+            </w:tcMar>
+          </w:tcPr>
+          <w:p>
+            <w:r>
+              <w:rPr>
+                <w:rFonts w:ascii="Courier New" w:eastAsia="Courier New" w:hAnsi="Courier New" w:cs="Courier New"/>
+                <w:color w:val="1F3864"/>
+                <w:sz w:val="18"/>
+                <w:szCs w:val="18"/>
+              </w:rPr>
+              <w:t>β  (beta)</w:t>
+            </w:r>
+          </w:p>
+        </w:tc>
+        <w:tc>
+          <w:tcPr>
+            <w:tcW w:w="1600" w:type="dxa"/>
+            <w:tcBorders>
+              <w:top w:val="single" w:sz="1" w:space="0" w:color="CCCCCC"/>
+              <w:left w:val="single" w:sz="1" w:space="0" w:color="CCCCCC"/>
+              <w:bottom w:val="single" w:sz="1" w:space="0" w:color="CCCCCC"/>
+              <w:right w:val="single" w:sz="1" w:space="0" w:color="CCCCCC"/>
+            </w:tcBorders>
+            <w:shd w:val="clear" w:color="auto" w:fill="F2F2F2"/>
+            <w:tcMar>
+              <w:top w:w="80" w:type="dxa"/>
+              <w:left w:w="120" w:type="dxa"/>
+              <w:bottom w:w="80" w:type="dxa"/>
+              <w:right w:w="120" w:type="dxa"/>
+            </w:tcMar>
+          </w:tcPr>
+          <w:p>
+            <w:r>
+              <w:rPr>
+                <w:rFonts w:ascii="Arial" w:eastAsia="Arial" w:hAnsi="Arial" w:cs="Arial"/>
+                <w:sz w:val="20"/>
+                <w:szCs w:val="20"/>
+              </w:rPr>
+              <w:t>0.35</w:t>
+            </w:r>
+          </w:p>
+        </w:tc>
+        <w:tc>
+          <w:tcPr>
+            <w:tcW w:w="5560" w:type="dxa"/>
+            <w:tcBorders>
+              <w:top w:val="single" w:sz="1" w:space="0" w:color="CCCCCC"/>
+              <w:left w:val="single" w:sz="1" w:space="0" w:color="CCCCCC"/>
+              <w:bottom w:val="single" w:sz="1" w:space="0" w:color="CCCCCC"/>
+              <w:right w:val="single" w:sz="1" w:space="0" w:color="CCCCCC"/>
+            </w:tcBorders>
+            <w:shd w:val="clear" w:color="auto" w:fill="F2F2F2"/>
+            <w:tcMar>
+              <w:top w:w="80" w:type="dxa"/>
+              <w:left w:w="120" w:type="dxa"/>
+              <w:bottom w:w="80" w:type="dxa"/>
+              <w:right w:w="120" w:type="dxa"/>
+            </w:tcMar>
+          </w:tcPr>
+          <w:p>
+            <w:r>
+              <w:rPr>
+                <w:rFonts w:ascii="Arial" w:eastAsia="Arial" w:hAnsi="Arial" w:cs="Arial"/>
+                <w:sz w:val="20"/>
+                <w:szCs w:val="20"/>
+              </w:rPr>
+              <w:t>Smoothness. Pulls each point toward the midpoint of its neighbours. Larger β produces rounder arcs but may push waypoints closer to walls if α is insufficient to compensate.</w:t>
+            </w:r>
+          </w:p>
+        </w:tc>
+      </w:tr>
+      <w:tr>
+        <w:tblPrEx>
+          <w:tblCellMar>
+            <w:top w:w="0" w:type="dxa"/>
+            <w:bottom w:w="0" w:type="dxa"/>
+          </w:tblCellMar>
+        </w:tblPrEx>
+        <w:tc>
+          <w:tcPr>
+            <w:tcW w:w="2200" w:type="dxa"/>
+            <w:tcBorders>
+              <w:top w:val="single" w:sz="1" w:space="0" w:color="CCCCCC"/>
+              <w:left w:val="single" w:sz="1" w:space="0" w:color="CCCCCC"/>
+              <w:bottom w:val="single" w:sz="1" w:space="0" w:color="CCCCCC"/>
+              <w:right w:val="single" w:sz="1" w:space="0" w:color="CCCCCC"/>
+            </w:tcBorders>
+            <w:shd w:val="clear" w:color="auto" w:fill="FFFFFF"/>
+            <w:tcMar>
+              <w:top w:w="80" w:type="dxa"/>
+              <w:left w:w="120" w:type="dxa"/>
+              <w:bottom w:w="80" w:type="dxa"/>
+              <w:right w:w="120" w:type="dxa"/>
+            </w:tcMar>
+          </w:tcPr>
+          <w:p>
+            <w:r>
+              <w:rPr>
+                <w:rFonts w:ascii="Courier New" w:eastAsia="Courier New" w:hAnsi="Courier New" w:cs="Courier New"/>
+                <w:color w:val="1F3864"/>
+                <w:sz w:val="18"/>
+                <w:szCs w:val="18"/>
+              </w:rPr>
+              <w:t>tol</w:t>
+            </w:r>
+          </w:p>
+        </w:tc>
+        <w:tc>
+          <w:tcPr>
+            <w:tcW w:w="1600" w:type="dxa"/>
+            <w:tcBorders>
+              <w:top w:val="single" w:sz="1" w:space="0" w:color="CCCCCC"/>
+              <w:left w:val="single" w:sz="1" w:space="0" w:color="CCCCCC"/>
+              <w:bottom w:val="single" w:sz="1" w:space="0" w:color="CCCCCC"/>
+              <w:right w:val="single" w:sz="1" w:space="0" w:color="CCCCCC"/>
+            </w:tcBorders>
+            <w:shd w:val="clear" w:color="auto" w:fill="FFFFFF"/>
+            <w:tcMar>
+              <w:top w:w="80" w:type="dxa"/>
+              <w:left w:w="120" w:type="dxa"/>
+              <w:bottom w:w="80" w:type="dxa"/>
+              <w:right w:w="120" w:type="dxa"/>
+            </w:tcMar>
+          </w:tcPr>
+          <w:p>
+            <w:r>
+              <w:rPr>
+                <w:rFonts w:ascii="Arial" w:eastAsia="Arial" w:hAnsi="Arial" w:cs="Arial"/>
+                <w:sz w:val="20"/>
+                <w:szCs w:val="20"/>
+              </w:rPr>
+              <w:t>1e-5</w:t>
+            </w:r>
+          </w:p>
+        </w:tc>
+        <w:tc>
+          <w:tcPr>
+            <w:tcW w:w="5560" w:type="dxa"/>
+            <w:tcBorders>
+              <w:top w:val="single" w:sz="1" w:space="0" w:color="CCCCCC"/>
+              <w:left w:val="single" w:sz="1" w:space="0" w:color="CCCCCC"/>
+              <w:bottom w:val="single" w:sz="1" w:space="0" w:color="CCCCCC"/>
+              <w:right w:val="single" w:sz="1" w:space="0" w:color="CCCCCC"/>
+            </w:tcBorders>
+            <w:shd w:val="clear" w:color="auto" w:fill="FFFFFF"/>
+            <w:tcMar>
+              <w:top w:w="80" w:type="dxa"/>
+              <w:left w:w="120" w:type="dxa"/>
+              <w:bottom w:w="80" w:type="dxa"/>
+              <w:right w:w="120" w:type="dxa"/>
+            </w:tcMar>
+          </w:tcPr>
+          <w:p>
+            <w:r>
+              <w:rPr>
+                <w:rFonts w:ascii="Arial" w:eastAsia="Arial" w:hAnsi="Arial" w:cs="Arial"/>
+                <w:sz w:val="20"/>
+                <w:szCs w:val="20"/>
+              </w:rPr>
+              <w:t>Convergence threshold on total per-iteration displacement. Smaller values allow finer convergence at the cost of more iterations.</w:t>
+            </w:r>
+          </w:p>
+        </w:tc>
+      </w:tr>
+      <w:tr>
+        <w:tblPrEx>
+          <w:tblCellMar>
+            <w:top w:w="0" w:type="dxa"/>
+            <w:bottom w:w="0" w:type="dxa"/>
+          </w:tblCellMar>
+        </w:tblPrEx>
+        <w:tc>
+          <w:tcPr>
+            <w:tcW w:w="2200" w:type="dxa"/>
+            <w:tcBorders>
+              <w:top w:val="single" w:sz="1" w:space="0" w:color="CCCCCC"/>
+              <w:left w:val="single" w:sz="1" w:space="0" w:color="CCCCCC"/>
+              <w:bottom w:val="single" w:sz="1" w:space="0" w:color="CCCCCC"/>
+              <w:right w:val="single" w:sz="1" w:space="0" w:color="CCCCCC"/>
+            </w:tcBorders>
+            <w:shd w:val="clear" w:color="auto" w:fill="F2F2F2"/>
+            <w:tcMar>
+              <w:top w:w="80" w:type="dxa"/>
+              <w:left w:w="120" w:type="dxa"/>
+              <w:bottom w:w="80" w:type="dxa"/>
+              <w:right w:w="120" w:type="dxa"/>
+            </w:tcMar>
+          </w:tcPr>
+          <w:p>
+            <w:r>
+              <w:rPr>
+                <w:rFonts w:ascii="Courier New" w:eastAsia="Courier New" w:hAnsi="Courier New" w:cs="Courier New"/>
+                <w:color w:val="1F3864"/>
+                <w:sz w:val="18"/>
+                <w:szCs w:val="18"/>
+              </w:rPr>
+              <w:t>max_iter</w:t>
+            </w:r>
+          </w:p>
+        </w:tc>
+        <w:tc>
+          <w:tcPr>
+            <w:tcW w:w="1600" w:type="dxa"/>
+            <w:tcBorders>
+              <w:top w:val="single" w:sz="1" w:space="0" w:color="CCCCCC"/>
+              <w:left w:val="single" w:sz="1" w:space="0" w:color="CCCCCC"/>
+              <w:bottom w:val="single" w:sz="1" w:space="0" w:color="CCCCCC"/>
+              <w:right w:val="single" w:sz="1" w:space="0" w:color="CCCCCC"/>
+            </w:tcBorders>
+            <w:shd w:val="clear" w:color="auto" w:fill="F2F2F2"/>
+            <w:tcMar>
+              <w:top w:w="80" w:type="dxa"/>
+              <w:left w:w="120" w:type="dxa"/>
+              <w:bottom w:w="80" w:type="dxa"/>
+              <w:right w:w="120" w:type="dxa"/>
+            </w:tcMar>
+          </w:tcPr>
+          <w:p>
+            <w:r>
+              <w:rPr>
+                <w:rFonts w:ascii="Arial" w:eastAsia="Arial" w:hAnsi="Arial" w:cs="Arial"/>
+                <w:sz w:val="20"/>
+                <w:szCs w:val="20"/>
+              </w:rPr>
+              <w:t>3000</w:t>
+            </w:r>
+          </w:p>
+        </w:tc>
+        <w:tc>
+          <w:tcPr>
+            <w:tcW w:w="5560" w:type="dxa"/>
+            <w:tcBorders>
+              <w:top w:val="single" w:sz="1" w:space="0" w:color="CCCCCC"/>
+              <w:left w:val="single" w:sz="1" w:space="0" w:color="CCCCCC"/>
+              <w:bottom w:val="single" w:sz="1" w:space="0" w:color="CCCCCC"/>
+              <w:right w:val="single" w:sz="1" w:space="0" w:color="CCCCCC"/>
+            </w:tcBorders>
+            <w:shd w:val="clear" w:color="auto" w:fill="F2F2F2"/>
+            <w:tcMar>
+              <w:top w:w="80" w:type="dxa"/>
+              <w:left w:w="120" w:type="dxa"/>
+              <w:bottom w:w="80" w:type="dxa"/>
+              <w:right w:w="120" w:type="dxa"/>
+            </w:tcMar>
+          </w:tcPr>
+          <w:p>
+            <w:r>
+              <w:rPr>
+                <w:rFonts w:ascii="Arial" w:eastAsia="Arial" w:hAnsi="Arial" w:cs="Arial"/>
+                <w:sz w:val="20"/>
+                <w:szCs w:val="20"/>
+              </w:rPr>
+              <w:t>Safety cap on iterations to prevent infinite loops if convergence is slow.</w:t>
+            </w:r>
+          </w:p>
+        </w:tc>
+      </w:tr>
+    </w:tbl>
+    <w:p>
+      <w:pPr>
+        <w:spacing w:before="80" w:after="80"/>
+      </w:pPr>
+    </w:p>
+    <w:p>
+      <w:pPr>
+        <w:spacing w:before="80" w:after="120"/>
+      </w:pPr>
+      <w:r>
+        <w:rPr>
+          <w:rFonts w:ascii="Arial" w:eastAsia="Arial" w:hAnsi="Arial" w:cs="Arial"/>
+          <w:sz w:val="22"/>
+          <w:szCs w:val="22"/>
+        </w:rPr>
+        <w:t>In practice, increasing β beyond ~0.5 produces visibly smoother arcs through open space, but waypoints near narrow corridors may violate clearance and be frozen by the obstacle check, leaving those segments jagged. The chosen values of α = 0.15 and β = 0.35 balance smoothness and safety across all tested maps.</w:t>
+      </w:r>
+    </w:p>
+    <w:p>
+      <w:pPr>
+        <w:rPr>
+          <w:rFonts w:cs="Arial"/>
+        </w:rPr>
+      </w:pPr>
+    </w:p>
+    <w:p>
+      <w:pPr>
+        <w:rPr>
+          <w:rFonts w:cs="Arial"/>
+        </w:rPr>
+      </w:pPr>
+    </w:p>
+    <w:p>
+      <w:pPr>
+        <w:rPr>
+          <w:rFonts w:cs="Arial"/>
+        </w:rPr>
+      </w:pPr>
+      <w:r>
+        <w:rPr>
+          <w:rFonts w:cs="Arial"/>
+        </w:rPr>
+        <w:lastRenderedPageBreak/>
+        <w:t xml:space="preserve">Conclusion: </w:t>
+      </w:r>
+      <w:r>
+        <w:rPr>
+          <w:rFonts w:cs="Arial"/>
         </w:rPr>
         <w:br/>
       </w:r>
       <w:r>
         <w:rPr>
-          <w:lang w:val="en-US"/>
+          <w:rFonts w:cs="Arial"/>
         </w:rPr>
         <w:br/>
-        <w:t xml:space="preserve">after that </w:t>
-      </w:r>
-      <w:proofErr w:type="spellStart"/>
-      <w:r>
-        <w:rPr>
-          <w:lang w:val="en-US"/>
-        </w:rPr>
-        <w:t>kf_correct</w:t>
-      </w:r>
-      <w:proofErr w:type="spellEnd"/>
-      <w:r>
-        <w:rPr>
-          <w:lang w:val="en-US"/>
-        </w:rPr>
-        <w:t xml:space="preserve"> takes the measurement of [</w:t>
-      </w:r>
-      <w:proofErr w:type="spellStart"/>
-      <w:r>
-        <w:rPr>
-          <w:lang w:val="en-US"/>
-        </w:rPr>
-        <w:t>x,y</w:t>
-      </w:r>
-      <w:proofErr w:type="spellEnd"/>
-      <w:r>
-        <w:rPr>
-          <w:lang w:val="en-US"/>
-        </w:rPr>
-        <w:t>] and does innovation to correct predicted state.</w:t>
-      </w:r>
-    </w:p>
-    <w:p>
-      <w:pPr>
-        <w:rPr>
-          <w:lang w:val="en-US"/>
-        </w:rPr>
-      </w:pPr>
-    </w:p>
-    <w:p>
-      <w:pPr>
-        <w:rPr>
-          <w:lang w:val="en-US"/>
-        </w:rPr>
-      </w:pPr>
-    </w:p>
-    <w:p>
-      <w:pPr>
-        <w:pStyle w:val="Nadpis2"/>
-        <w:rPr>
-          <w:lang w:val="en-US"/>
-        </w:rPr>
-      </w:pPr>
-      <w:r>
-        <w:rPr>
-          <w:lang w:val="en-US"/>
-        </w:rPr>
-        <w:t xml:space="preserve">Task </w:t>
-      </w:r>
-      <w:r>
-        <w:rPr>
-          <w:lang w:val="en-US"/>
-        </w:rPr>
-        <w:t xml:space="preserve">3 and 4 </w:t>
-      </w:r>
-    </w:p>
-    <w:p>
-      <w:r>
-        <w:rPr>
-          <w:lang w:val="en-US"/>
-        </w:rPr>
-        <w:t xml:space="preserve">I do not think I reached optimal performance </w:t>
-      </w:r>
-      <w:proofErr w:type="spellStart"/>
-      <w:r>
-        <w:t>yet</w:t>
-      </w:r>
-      <w:proofErr w:type="spellEnd"/>
-      <w:r>
-        <w:t xml:space="preserve"> but I </w:t>
-      </w:r>
-      <w:proofErr w:type="spellStart"/>
-      <w:r>
-        <w:t>did</w:t>
-      </w:r>
-      <w:proofErr w:type="spellEnd"/>
-      <w:r>
-        <w:t xml:space="preserve"> not </w:t>
-      </w:r>
-      <w:proofErr w:type="spellStart"/>
-      <w:r>
-        <w:t>want</w:t>
-      </w:r>
-      <w:proofErr w:type="spellEnd"/>
-      <w:r>
-        <w:t xml:space="preserve"> to </w:t>
-      </w:r>
-      <w:proofErr w:type="spellStart"/>
-      <w:r>
-        <w:t>spent</w:t>
-      </w:r>
-      <w:proofErr w:type="spellEnd"/>
-      <w:r>
-        <w:t xml:space="preserve"> </w:t>
-      </w:r>
-      <w:proofErr w:type="spellStart"/>
-      <w:r>
-        <w:t>too</w:t>
-      </w:r>
-      <w:proofErr w:type="spellEnd"/>
-      <w:r>
-        <w:t xml:space="preserve"> much </w:t>
-      </w:r>
-      <w:proofErr w:type="spellStart"/>
-      <w:r>
-        <w:t>time</w:t>
-      </w:r>
-      <w:proofErr w:type="spellEnd"/>
-      <w:r>
-        <w:t xml:space="preserve"> </w:t>
-      </w:r>
-      <w:proofErr w:type="spellStart"/>
-      <w:r>
-        <w:t>here</w:t>
-      </w:r>
-      <w:proofErr w:type="spellEnd"/>
-      <w:r>
-        <w:t xml:space="preserve">. </w:t>
-      </w:r>
-      <w:proofErr w:type="spellStart"/>
-      <w:r>
-        <w:t>The</w:t>
-      </w:r>
-      <w:proofErr w:type="spellEnd"/>
-      <w:r>
-        <w:t xml:space="preserve"> idea </w:t>
-      </w:r>
-      <w:proofErr w:type="spellStart"/>
-      <w:r>
-        <w:t>is</w:t>
-      </w:r>
-      <w:proofErr w:type="spellEnd"/>
-      <w:r>
-        <w:t xml:space="preserve"> </w:t>
-      </w:r>
-      <w:proofErr w:type="spellStart"/>
-      <w:r>
-        <w:t>that</w:t>
-      </w:r>
-      <w:proofErr w:type="spellEnd"/>
-      <w:r>
-        <w:t xml:space="preserve"> my </w:t>
-      </w:r>
-      <w:proofErr w:type="spellStart"/>
-      <w:r>
-        <w:t>measurement</w:t>
-      </w:r>
-      <w:proofErr w:type="spellEnd"/>
-      <w:r>
-        <w:t xml:space="preserve"> </w:t>
-      </w:r>
-      <w:proofErr w:type="spellStart"/>
-      <w:r>
-        <w:t>covariance</w:t>
-      </w:r>
-      <w:proofErr w:type="spellEnd"/>
-      <w:r>
-        <w:t xml:space="preserve"> Q </w:t>
-      </w:r>
-      <w:proofErr w:type="spellStart"/>
-      <w:r>
-        <w:t>is</w:t>
-      </w:r>
-      <w:proofErr w:type="spellEnd"/>
-      <w:r>
-        <w:t xml:space="preserve"> </w:t>
-      </w:r>
-      <w:proofErr w:type="spellStart"/>
-      <w:r>
-        <w:t>given</w:t>
-      </w:r>
-      <w:proofErr w:type="spellEnd"/>
-      <w:r>
-        <w:t xml:space="preserve"> by my </w:t>
-      </w:r>
-      <w:proofErr w:type="spellStart"/>
-      <w:r>
-        <w:t>covariance</w:t>
-      </w:r>
-      <w:proofErr w:type="spellEnd"/>
-      <w:r>
-        <w:t xml:space="preserve"> </w:t>
-      </w:r>
-      <w:proofErr w:type="spellStart"/>
-      <w:r>
-        <w:t>estimation</w:t>
-      </w:r>
-      <w:proofErr w:type="spellEnd"/>
-      <w:r>
-        <w:t xml:space="preserve"> in </w:t>
-      </w:r>
-      <w:proofErr w:type="spellStart"/>
-      <w:r>
-        <w:t>stationary</w:t>
-      </w:r>
-      <w:proofErr w:type="spellEnd"/>
-      <w:r>
-        <w:t xml:space="preserve"> mode. So </w:t>
-      </w:r>
-      <w:proofErr w:type="spellStart"/>
-      <w:r>
-        <w:t>the</w:t>
-      </w:r>
-      <w:proofErr w:type="spellEnd"/>
-      <w:r>
-        <w:t xml:space="preserve"> </w:t>
-      </w:r>
-      <w:proofErr w:type="spellStart"/>
-      <w:r>
-        <w:t>way</w:t>
-      </w:r>
-      <w:proofErr w:type="spellEnd"/>
-      <w:r>
-        <w:t xml:space="preserve"> </w:t>
-      </w:r>
-      <w:proofErr w:type="spellStart"/>
-      <w:r>
-        <w:t>is</w:t>
-      </w:r>
-      <w:proofErr w:type="spellEnd"/>
-      <w:r>
-        <w:t xml:space="preserve"> to </w:t>
-      </w:r>
-      <w:proofErr w:type="spellStart"/>
-      <w:r>
-        <w:t>decrease</w:t>
-      </w:r>
-      <w:proofErr w:type="spellEnd"/>
-      <w:r>
-        <w:t xml:space="preserve"> R matrix </w:t>
-      </w:r>
-      <w:proofErr w:type="spellStart"/>
-      <w:r>
-        <w:t>values</w:t>
-      </w:r>
-      <w:proofErr w:type="spellEnd"/>
-      <w:r>
-        <w:t xml:space="preserve">, </w:t>
-      </w:r>
-      <w:proofErr w:type="spellStart"/>
-      <w:r>
-        <w:t>since</w:t>
-      </w:r>
-      <w:proofErr w:type="spellEnd"/>
-      <w:r>
-        <w:t xml:space="preserve"> </w:t>
-      </w:r>
-      <w:proofErr w:type="spellStart"/>
-      <w:r>
-        <w:t>the</w:t>
-      </w:r>
-      <w:proofErr w:type="spellEnd"/>
-      <w:r>
-        <w:t xml:space="preserve"> GNSS </w:t>
-      </w:r>
-      <w:proofErr w:type="spellStart"/>
-      <w:r>
-        <w:t>measurement</w:t>
-      </w:r>
-      <w:proofErr w:type="spellEnd"/>
-      <w:r>
-        <w:t xml:space="preserve"> </w:t>
-      </w:r>
-      <w:proofErr w:type="spellStart"/>
-      <w:r>
-        <w:t>is</w:t>
-      </w:r>
-      <w:proofErr w:type="spellEnd"/>
-      <w:r>
-        <w:t xml:space="preserve"> </w:t>
-      </w:r>
-      <w:proofErr w:type="spellStart"/>
-      <w:r>
-        <w:t>quite</w:t>
-      </w:r>
-      <w:proofErr w:type="spellEnd"/>
-      <w:r>
-        <w:t xml:space="preserve"> </w:t>
-      </w:r>
-      <w:proofErr w:type="spellStart"/>
-      <w:r>
-        <w:t>noisy</w:t>
-      </w:r>
-      <w:proofErr w:type="spellEnd"/>
-      <w:r>
-        <w:t xml:space="preserve">. </w:t>
-      </w:r>
-      <w:r>
-        <w:br/>
-      </w:r>
-      <w:r>
-        <w:br/>
-        <w:t xml:space="preserve">Kalman </w:t>
-      </w:r>
-      <w:proofErr w:type="spellStart"/>
-      <w:r>
-        <w:t>filter</w:t>
-      </w:r>
-      <w:proofErr w:type="spellEnd"/>
-      <w:r>
-        <w:t xml:space="preserve"> </w:t>
-      </w:r>
-      <w:proofErr w:type="spellStart"/>
-      <w:r>
-        <w:t>tuning</w:t>
-      </w:r>
-      <w:proofErr w:type="spellEnd"/>
-      <w:r>
-        <w:t xml:space="preserve"> </w:t>
-      </w:r>
-      <w:proofErr w:type="spellStart"/>
-      <w:r>
-        <w:t>is</w:t>
-      </w:r>
-      <w:proofErr w:type="spellEnd"/>
-      <w:r>
-        <w:t xml:space="preserve"> </w:t>
-      </w:r>
-      <w:proofErr w:type="spellStart"/>
-      <w:r>
-        <w:t>also</w:t>
-      </w:r>
-      <w:proofErr w:type="spellEnd"/>
-      <w:r>
-        <w:t xml:space="preserve"> </w:t>
-      </w:r>
-      <w:proofErr w:type="spellStart"/>
-      <w:r>
-        <w:t>about</w:t>
-      </w:r>
-      <w:proofErr w:type="spellEnd"/>
-      <w:r>
-        <w:t xml:space="preserve"> </w:t>
-      </w:r>
-      <w:proofErr w:type="spellStart"/>
-      <w:r>
-        <w:t>realtion</w:t>
-      </w:r>
-      <w:proofErr w:type="spellEnd"/>
-      <w:r>
-        <w:t xml:space="preserve"> </w:t>
-      </w:r>
-      <w:proofErr w:type="spellStart"/>
-      <w:r>
-        <w:t>of</w:t>
-      </w:r>
-      <w:proofErr w:type="spellEnd"/>
-      <w:r>
-        <w:t xml:space="preserve"> Q and R </w:t>
-      </w:r>
-      <w:proofErr w:type="spellStart"/>
-      <w:r>
-        <w:t>values</w:t>
-      </w:r>
-      <w:proofErr w:type="spellEnd"/>
-      <w:r>
-        <w:t xml:space="preserve">. </w:t>
-      </w:r>
-    </w:p>
-    <w:p>
-      <w:pPr>
-        <w:rPr>
-          <w:rFonts w:cs="Arial"/>
-        </w:rPr>
-      </w:pPr>
-      <w:r>
-        <w:rPr>
-          <w:rFonts w:cs="Arial"/>
-        </w:rPr>
-        <w:lastRenderedPageBreak/>
-        <w:br/>
       </w:r>
       <w:r>
         <w:rPr>
           <w:noProof/>
         </w:rPr>
         <w:drawing>
-          <wp:inline distT="0" distB="0" distL="0" distR="0" wp14:anchorId="13890F90" wp14:editId="6CC3DAE4">
-            <wp:extent cx="5731510" cy="4104640"/>
-            <wp:effectExtent l="0" t="0" r="2540" b="0"/>
-            <wp:docPr id="72713592" name="Obrázek 1"/>
+          <wp:inline distT="0" distB="0" distL="0" distR="0" wp14:anchorId="14FC0F81" wp14:editId="24EB921F">
+            <wp:extent cx="5314950" cy="4676775"/>
+            <wp:effectExtent l="0" t="0" r="0" b="9525"/>
+            <wp:docPr id="1250791847" name="Obrázek 1"/>
             <wp:cNvGraphicFramePr>
               <a:graphicFrameLocks xmlns:a="http://schemas.openxmlformats.org/drawingml/2006/main" noChangeAspect="1"/>
             </wp:cNvGraphicFramePr>
@@ -882,7 +1006,7 @@
               <a:graphicData uri="http://schemas.openxmlformats.org/drawingml/2006/picture">
                 <pic:pic xmlns:pic="http://schemas.openxmlformats.org/drawingml/2006/picture">
                   <pic:nvPicPr>
-                    <pic:cNvPr id="72713592" name=""/>
+                    <pic:cNvPr id="1250791847" name=""/>
                     <pic:cNvPicPr/>
                   </pic:nvPicPr>
                   <pic:blipFill>
@@ -894,7 +1018,7 @@
                   <pic:spPr>
                     <a:xfrm>
                       <a:off x="0" y="0"/>
-                      <a:ext cx="5731510" cy="4104640"/>
+                      <a:ext cx="5314950" cy="4676775"/>
                     </a:xfrm>
                     <a:prstGeom prst="rect">
                       <a:avLst/>
@@ -913,199 +1037,18 @@
           <w:rFonts w:cs="Arial"/>
         </w:rPr>
       </w:pPr>
-      <w:proofErr w:type="spellStart"/>
-      <w:r>
-        <w:rPr>
-          <w:rFonts w:cs="Arial"/>
-        </w:rPr>
-        <w:t>This</w:t>
-      </w:r>
-      <w:proofErr w:type="spellEnd"/>
-      <w:r>
-        <w:rPr>
-          <w:rFonts w:cs="Arial"/>
-        </w:rPr>
-        <w:t xml:space="preserve"> </w:t>
-      </w:r>
-      <w:proofErr w:type="spellStart"/>
-      <w:r>
-        <w:rPr>
-          <w:rFonts w:cs="Arial"/>
-        </w:rPr>
-        <w:t>is</w:t>
-      </w:r>
-      <w:proofErr w:type="spellEnd"/>
-      <w:r>
-        <w:rPr>
-          <w:rFonts w:cs="Arial"/>
-        </w:rPr>
-        <w:t xml:space="preserve"> </w:t>
-      </w:r>
-      <w:proofErr w:type="spellStart"/>
-      <w:r>
-        <w:rPr>
-          <w:rFonts w:cs="Arial"/>
-        </w:rPr>
-        <w:t>the</w:t>
-      </w:r>
-      <w:proofErr w:type="spellEnd"/>
-      <w:r>
-        <w:rPr>
-          <w:rFonts w:cs="Arial"/>
-        </w:rPr>
-        <w:t xml:space="preserve"> </w:t>
-      </w:r>
-      <w:proofErr w:type="spellStart"/>
-      <w:r>
-        <w:rPr>
-          <w:rFonts w:cs="Arial"/>
-        </w:rPr>
-        <w:t>final</w:t>
-      </w:r>
-      <w:proofErr w:type="spellEnd"/>
-      <w:r>
-        <w:rPr>
-          <w:rFonts w:cs="Arial"/>
-        </w:rPr>
-        <w:t xml:space="preserve"> </w:t>
-      </w:r>
-      <w:proofErr w:type="spellStart"/>
-      <w:r>
-        <w:rPr>
-          <w:rFonts w:cs="Arial"/>
-        </w:rPr>
-        <w:t>result</w:t>
-      </w:r>
-      <w:proofErr w:type="spellEnd"/>
-      <w:r>
-        <w:rPr>
-          <w:rFonts w:cs="Arial"/>
-        </w:rPr>
-        <w:t xml:space="preserve"> </w:t>
-      </w:r>
-      <w:proofErr w:type="spellStart"/>
-      <w:r>
-        <w:rPr>
-          <w:rFonts w:cs="Arial"/>
-        </w:rPr>
-        <w:t>of</w:t>
-      </w:r>
-      <w:proofErr w:type="spellEnd"/>
-      <w:r>
-        <w:rPr>
-          <w:rFonts w:cs="Arial"/>
-        </w:rPr>
-        <w:t xml:space="preserve"> my </w:t>
-      </w:r>
-      <w:proofErr w:type="spellStart"/>
-      <w:r>
-        <w:rPr>
-          <w:rFonts w:cs="Arial"/>
-        </w:rPr>
-        <w:t>kalman</w:t>
-      </w:r>
-      <w:proofErr w:type="spellEnd"/>
-      <w:r>
-        <w:rPr>
-          <w:rFonts w:cs="Arial"/>
-        </w:rPr>
-        <w:t xml:space="preserve"> </w:t>
-      </w:r>
-      <w:proofErr w:type="spellStart"/>
-      <w:r>
-        <w:rPr>
-          <w:rFonts w:cs="Arial"/>
-        </w:rPr>
-        <w:t>tuning</w:t>
-      </w:r>
-      <w:proofErr w:type="spellEnd"/>
-      <w:r>
-        <w:rPr>
-          <w:rFonts w:cs="Arial"/>
-        </w:rPr>
-        <w:t xml:space="preserve"> </w:t>
-      </w:r>
-      <w:proofErr w:type="spellStart"/>
-      <w:r>
-        <w:rPr>
-          <w:rFonts w:cs="Arial"/>
-        </w:rPr>
-        <w:t>with</w:t>
-      </w:r>
-      <w:proofErr w:type="spellEnd"/>
-      <w:r>
-        <w:rPr>
-          <w:rFonts w:cs="Arial"/>
-        </w:rPr>
-        <w:t xml:space="preserve"> </w:t>
-      </w:r>
-      <w:proofErr w:type="spellStart"/>
-      <w:r>
-        <w:rPr>
-          <w:rFonts w:cs="Arial"/>
-        </w:rPr>
-        <w:t>linear</w:t>
-      </w:r>
-      <w:proofErr w:type="spellEnd"/>
-      <w:r>
-        <w:rPr>
-          <w:rFonts w:cs="Arial"/>
-        </w:rPr>
-        <w:t xml:space="preserve"> </w:t>
-      </w:r>
-      <w:proofErr w:type="spellStart"/>
-      <w:r>
-        <w:rPr>
-          <w:rFonts w:cs="Arial"/>
-        </w:rPr>
-        <w:t>velocity</w:t>
-      </w:r>
-      <w:proofErr w:type="spellEnd"/>
-      <w:r>
-        <w:rPr>
-          <w:rFonts w:cs="Arial"/>
-        </w:rPr>
-        <w:t xml:space="preserve"> </w:t>
-      </w:r>
-      <w:proofErr w:type="spellStart"/>
-      <w:r>
-        <w:rPr>
-          <w:rFonts w:cs="Arial"/>
-        </w:rPr>
-        <w:t>target</w:t>
-      </w:r>
-      <w:proofErr w:type="spellEnd"/>
-      <w:r>
-        <w:rPr>
-          <w:rFonts w:cs="Arial"/>
-        </w:rPr>
-        <w:t xml:space="preserve"> </w:t>
-      </w:r>
-      <w:proofErr w:type="spellStart"/>
-      <w:r>
-        <w:rPr>
-          <w:rFonts w:cs="Arial"/>
-        </w:rPr>
-        <w:t>of</w:t>
-      </w:r>
-      <w:proofErr w:type="spellEnd"/>
-      <w:r>
-        <w:rPr>
-          <w:rFonts w:cs="Arial"/>
-        </w:rPr>
-        <w:t xml:space="preserve"> 0.55 m/s</w:t>
-      </w:r>
-      <w:r>
-        <w:rPr>
-          <w:rFonts w:cs="Arial"/>
-        </w:rPr>
-        <w:br/>
-      </w:r>
-      <w:r>
-        <w:rPr>
-          <w:rFonts w:cs="Arial"/>
-        </w:rPr>
-        <w:br/>
+    </w:p>
+    <w:p>
+      <w:pPr>
+        <w:rPr>
+          <w:rFonts w:cs="Arial"/>
+        </w:rPr>
+      </w:pPr>
+      <w:r>
+        <w:rPr>
+          <w:rFonts w:cs="Arial"/>
+        </w:rPr>
+        <w:t>By initialising the stating posistion with GNSS estimate of 200 measured points and knowing the goal position from the map the A* is able to generate optimal trajectory towards the end goal without obstacle collision.</w:t>
       </w:r>
     </w:p>
     <w:sectPr>
